--- a/cv/Soyli_Sahedova_CV_ODM.docx
+++ b/cv/Soyli_Sahedova_CV_ODM.docx
@@ -92,7 +92,7 @@
           <w:color w:val="1B1915"/>
           <w:sz w:val="18"/>
         </w:rPr>
-        <w:t>Ashgabat, Turkmenistan — Open to Remote / Relocation (Vietnam / China)</w:t>
+        <w:t>Ho Chi Minh City, Vietnam — On-site / Hybrid ready</w:t>
       </w:r>
     </w:p>
     <w:p>

--- a/cv/Soyli_Sahedova_CV_ODM.docx
+++ b/cv/Soyli_Sahedova_CV_ODM.docx
@@ -190,7 +190,7 @@
           <w:color w:val="1B1915"/>
           <w:sz w:val="19"/>
         </w:rPr>
-        <w:t xml:space="preserve">Digital marketing specialist with </w:t>
+        <w:t xml:space="preserve">Marketing specialist with </w:t>
       </w:r>
       <w:r>
         <w:rPr>
@@ -199,7 +199,7 @@
           <w:color w:val="1B1915"/>
           <w:sz w:val="19"/>
         </w:rPr>
-        <w:t>5+ years across B2B SaaS and e-commerce</w:t>
+        <w:t>5+ years in B2B and e-commerce</w:t>
       </w:r>
       <w:r>
         <w:rPr>
@@ -208,7 +208,7 @@
           <w:color w:val="1B1915"/>
           <w:sz w:val="19"/>
         </w:rPr>
-        <w:t xml:space="preserve">, pairing clear English storytelling with </w:t>
+        <w:t xml:space="preserve">. I write marketing content, run </w:t>
       </w:r>
       <w:r>
         <w:rPr>
@@ -217,7 +217,7 @@
           <w:color w:val="1B1915"/>
           <w:sz w:val="19"/>
         </w:rPr>
-        <w:t>content, email marketing and AI-driven creative workflows</w:t>
+        <w:t>email and social media campaigns</w:t>
       </w:r>
       <w:r>
         <w:rPr>
@@ -226,7 +226,7 @@
           <w:color w:val="1B1915"/>
           <w:sz w:val="19"/>
         </w:rPr>
-        <w:t xml:space="preserve">. I write and coordinate marketing content, plan and run </w:t>
+        <w:t xml:space="preserve">, and use </w:t>
       </w:r>
       <w:r>
         <w:rPr>
@@ -235,7 +235,7 @@
           <w:color w:val="1B1915"/>
           <w:sz w:val="19"/>
         </w:rPr>
-        <w:t>email and social campaigns</w:t>
+        <w:t>AI tools (n8n + Google Gemini)</w:t>
       </w:r>
       <w:r>
         <w:rPr>
@@ -244,7 +244,7 @@
           <w:color w:val="1B1915"/>
           <w:sz w:val="19"/>
         </w:rPr>
-        <w:t xml:space="preserve">, shape </w:t>
+        <w:t xml:space="preserve"> to make content, find leads and save time. Strong written and spoken English — </w:t>
       </w:r>
       <w:r>
         <w:rPr>
@@ -253,7 +253,7 @@
           <w:color w:val="1B1915"/>
           <w:sz w:val="19"/>
         </w:rPr>
-        <w:t>product-launch messaging</w:t>
+        <w:t>C2 Proficient (EF SET 86/100)</w:t>
       </w:r>
       <w:r>
         <w:rPr>
@@ -262,25 +262,7 @@
           <w:color w:val="1B1915"/>
           <w:sz w:val="19"/>
         </w:rPr>
-        <w:t xml:space="preserve">, and build </w:t>
-      </w:r>
-      <w:r>
-        <w:rPr>
-          <w:b/>
-          <w:i w:val="0"/>
-          <w:color w:val="1B1915"/>
-          <w:sz w:val="19"/>
-        </w:rPr>
-        <w:t>AI automations (n8n + Google Gemini)</w:t>
-      </w:r>
-      <w:r>
-        <w:rPr>
-          <w:b w:val="0"/>
-          <w:i w:val="0"/>
-          <w:color w:val="1B1915"/>
-          <w:sz w:val="19"/>
-        </w:rPr>
-        <w:t xml:space="preserve"> that scale content, outreach and lead generation. Certified in digital marketing by </w:t>
+        <w:t xml:space="preserve">. Certified in digital marketing by </w:t>
       </w:r>
       <w:r>
         <w:rPr>
@@ -298,7 +280,7 @@
           <w:color w:val="1B1915"/>
           <w:sz w:val="19"/>
         </w:rPr>
-        <w:t>, and comfortable owning marketing end to end for international brands.</w:t>
+        <w:t>. I can run marketing from start to finish — plan, write, design, launch and report — for international brands.</w:t>
       </w:r>
     </w:p>
     <w:p>
@@ -329,7 +311,7 @@
           <w:color w:val="1B1915"/>
           <w:sz w:val="19"/>
         </w:rPr>
-        <w:t>Content Marketing &amp; SEO · Email Marketing &amp; Automation · AI-Driven Creative Marketing · Product Marketing &amp; Launch Storytelling · B2B Marketing · LinkedIn &amp; Digital Marketing · Copywriting &amp; Storytelling (English) · Campaign Planning &amp; Execution · Marketing Analytics &amp; Reporting · Lead Generation &amp; Nurturing · CRM / Marketing Automation · Social Media Campaigns · Paid Media (Meta &amp; Google Ads) · Brand &amp; Messaging Consistency · Adobe Creative Suite · Figma · Canva</w:t>
+        <w:t>Content Marketing &amp; SEO · Email Marketing &amp; Automation · AI-Driven Creative Marketing · Product Marketing &amp; Launch Storytelling · B2B Marketing · LinkedIn &amp; Digital Marketing · Copywriting &amp; Storytelling (English) · Campaign Planning &amp; Execution · Marketing Analytics &amp; Reporting · Lead Generation &amp; Nurturing · CRM / Marketing Automation · Social Media Campaigns · Paid Media (Meta &amp; Google Ads) · Brand Consistency · Adobe Creative Suite · Figma · Canva</w:t>
       </w:r>
     </w:p>
     <w:p>
@@ -398,7 +380,7 @@
           <w:color w:val="1B1915"/>
           <w:sz w:val="19"/>
         </w:rPr>
-        <w:t>Own end-to-end marketing for a US B2B SaaS: content plan, brand voice and product messaging written in English for an international audience.</w:t>
+        <w:t>Handle all marketing for a US software company (B2B): content plan, brand voice and product messages, written in English for a global audience.</w:t>
       </w:r>
     </w:p>
     <w:p>
@@ -413,7 +395,7 @@
           <w:color w:val="1B1915"/>
           <w:sz w:val="19"/>
         </w:rPr>
-        <w:t>Planned and built a multi-step email marketing &amp; nurturing sequence with automation to move prospects toward conversion.</w:t>
+        <w:t>Built an automated email marketing sequence that follows up with leads and turns them into customers.</w:t>
       </w:r>
     </w:p>
     <w:p>
@@ -428,7 +410,7 @@
           <w:color w:val="1B1915"/>
           <w:sz w:val="19"/>
         </w:rPr>
-        <w:t>Designed AI-driven marketing workflows (n8n + Google Gemini) that research prospects, generate content and personalise outbound at scale — plus an AI Marketing Agent that returns funnels, promotion plans and growth roadmaps.</w:t>
+        <w:t>Built AI tools (n8n + Google Gemini) that research leads, write content and send personal messages automatically — plus an AI Marketing Agent that creates full marketing plans.</w:t>
       </w:r>
     </w:p>
     <w:p>
@@ -443,7 +425,7 @@
           <w:color w:val="1B1915"/>
           <w:sz w:val="19"/>
         </w:rPr>
-        <w:t>Built an automated lead-generation pipeline; grew a new account from zero to +684.9% LinkedIn impressions and strong organic reach in 30 days, tracked through performance analytics.</w:t>
+        <w:t>Built an automatic lead-generation system. Grew a brand-new account from zero to +684.9% LinkedIn views in 30 days with no ads, and tracked results with analytics.</w:t>
       </w:r>
     </w:p>
     <w:p>
@@ -495,7 +477,7 @@
           <w:color w:val="1B1915"/>
           <w:sz w:val="19"/>
         </w:rPr>
-        <w:t>Lead product-launch storytelling and B2B marketing content across three brands (DHL Turkmenistan, GSR Network, Toyota BYY) for local and international audiences.</w:t>
+        <w:t>Create product-launch stories and marketing content for three brands (DHL, GSR Network, Toyota BYY), for local and international audiences.</w:t>
       </w:r>
     </w:p>
     <w:p>
@@ -510,7 +492,7 @@
           <w:color w:val="1B1915"/>
           <w:sz w:val="19"/>
         </w:rPr>
-        <w:t>Plan campaigns and run paid social (Meta) with audience targeting; produce launch creative, product catalogs, presentation materials and a flagship explainer video shown at global conferences.</w:t>
+        <w:t>Plan campaigns and run paid Meta ads (Facebook / Instagram) with audience targeting. Make launch designs, product catalogs, presentations and an explainer video shown at global events.</w:t>
       </w:r>
     </w:p>
     <w:p>
@@ -525,7 +507,7 @@
           <w:color w:val="1B1915"/>
           <w:sz w:val="19"/>
         </w:rPr>
-        <w:t>Keep messaging and branding consistent across channels while coordinating with sales and product teams.</w:t>
+        <w:t>Keep the brand and message the same everywhere, and work closely with the sales and product teams.</w:t>
       </w:r>
     </w:p>
     <w:p>
@@ -577,7 +559,7 @@
           <w:color w:val="1B1915"/>
           <w:sz w:val="19"/>
         </w:rPr>
-        <w:t>Created product-focused content and promotional campaigns for a 100,000+ SKU marketplace — landing-page and conversion-focused creative aligned to launch and publishing calendars.</w:t>
+        <w:t>Made product content and promotions for a large online store (100,000+ products) — banners and designs built to get clicks and sales, always on schedule.</w:t>
       </w:r>
     </w:p>
     <w:p>
@@ -592,7 +574,7 @@
           <w:color w:val="1B1915"/>
           <w:sz w:val="19"/>
         </w:rPr>
-        <w:t>Produced full-funnel social and paid-ad content that supported product visibility and sales; named Employee of the Year (2024).</w:t>
+        <w:t>Created social and paid-ad content that raised product visibility and sales. Named Employee of the Year (2024).</w:t>
       </w:r>
     </w:p>
     <w:p>
@@ -644,7 +626,7 @@
           <w:color w:val="1B1915"/>
           <w:sz w:val="19"/>
         </w:rPr>
-        <w:t>Produced retail promotional content, social ads and print, keeping visuals on-brand across digital and physical channels.</w:t>
+        <w:t>Made promotions, social ads and print designs for a retail brand, and kept everything on-brand.</w:t>
       </w:r>
     </w:p>
     <w:p>
@@ -685,7 +667,7 @@
           <w:color w:val="1B1915"/>
           <w:sz w:val="19"/>
         </w:rPr>
-        <w:t xml:space="preserve"> — 100haryt.com, 2024 — recognized for consistent, high-impact delivery.</w:t>
+        <w:t xml:space="preserve"> — 100haryt.com, 2024, for strong and reliable work.</w:t>
       </w:r>
     </w:p>
     <w:p>
@@ -709,7 +691,7 @@
           <w:color w:val="1B1915"/>
           <w:sz w:val="19"/>
         </w:rPr>
-        <w:t xml:space="preserve"> and n8n automations that generate marketing funnels and run lead-generation outreach end to end.</w:t>
+        <w:t xml:space="preserve"> and automations that create marketing plans and find leads automatically.</w:t>
       </w:r>
     </w:p>
     <w:p>
@@ -728,6 +710,40 @@
         </w:rPr>
         <w:t>CERTIFICATIONS</w:t>
       </w:r>
+    </w:p>
+    <w:p>
+      <w:pPr>
+        <w:pStyle w:val="ListBullet"/>
+        <w:spacing w:before="0" w:after="20"/>
+      </w:pPr>
+      <w:r>
+        <w:rPr>
+          <w:b/>
+          <w:i w:val="0"/>
+          <w:color w:val="1B1915"/>
+          <w:sz w:val="19"/>
+        </w:rPr>
+        <w:t>EF SET English Certificate — C2 Proficient (86/100)</w:t>
+      </w:r>
+      <w:r>
+        <w:rPr>
+          <w:b w:val="0"/>
+          <w:i w:val="0"/>
+          <w:color w:val="1B1915"/>
+          <w:sz w:val="19"/>
+        </w:rPr>
+        <w:t xml:space="preserve"> — EF Standard English Test, Aug 2026 · </w:t>
+      </w:r>
+      <w:hyperlink r:id="rId13">
+        <w:r>
+          <w:rPr>
+            <w:color w:val="8A6414"/>
+            <w:u w:val="single"/>
+            <w:sz w:val="18"/>
+          </w:rPr>
+          <w:t xml:space="preserve">cert.efset.org/chQboN</w:t>
+        </w:r>
+      </w:hyperlink>
     </w:p>
     <w:p>
       <w:pPr>
@@ -883,7 +899,25 @@
           <w:color w:val="1B1915"/>
           <w:sz w:val="19"/>
         </w:rPr>
-        <w:t>English — Professional working · Russian — Fluent · Turkmen — Native · Turkish — Fluent</w:t>
+        <w:t xml:space="preserve">English — </w:t>
+      </w:r>
+      <w:r>
+        <w:rPr>
+          <w:b/>
+          <w:i w:val="0"/>
+          <w:color w:val="1B1915"/>
+          <w:sz w:val="19"/>
+        </w:rPr>
+        <w:t>C2 Proficient (EF SET 86/100)</w:t>
+      </w:r>
+      <w:r>
+        <w:rPr>
+          <w:b w:val="0"/>
+          <w:i w:val="0"/>
+          <w:color w:val="1B1915"/>
+          <w:sz w:val="19"/>
+        </w:rPr>
+        <w:t xml:space="preserve"> · Russian — Fluent · Turkmen — Native · Turkish — Fluent</w:t>
       </w:r>
     </w:p>
     <w:sectPr>

--- a/cv/Soyli_Sahedova_CV_ODM.docx
+++ b/cv/Soyli_Sahedova_CV_ODM.docx
@@ -13,7 +13,7 @@
           <w:color w:val="1B1915"/>
           <w:sz w:val="40"/>
         </w:rPr>
-        <w:t>SOYLI SAHEDOVA</w:t>
+        <w:t>SOYLI (SOPHIE) SAHEDOVA</w:t>
       </w:r>
     </w:p>
     <w:p>

--- a/cv/Soyli_Sahedova_CV_ODM.docx
+++ b/cv/Soyli_Sahedova_CV_ODM.docx
@@ -69,7 +69,7 @@
           <w:color w:val="1B1915"/>
           <w:sz w:val="18"/>
         </w:rPr>
-        <w:t>+993 65 82-11-18</w:t>
+        <w:t>+84 931 806 573</w:t>
       </w:r>
     </w:p>
     <w:p>
@@ -92,7 +92,7 @@
           <w:color w:val="1B1915"/>
           <w:sz w:val="18"/>
         </w:rPr>
-        <w:t>Ho Chi Minh City, Vietnam — On-site / Hybrid ready</w:t>
+        <w:t>Ho Chi Minh City, Vietnam — On-site / Hybrid / Remote</w:t>
       </w:r>
     </w:p>
     <w:p>

--- a/cv/Soyli_Sahedova_CV_ODM.docx
+++ b/cv/Soyli_Sahedova_CV_ODM.docx
@@ -137,6 +137,20 @@
           <w:t xml:space="preserve">https://behance.net/soylisahedova</w:t>
         </w:r>
       </w:hyperlink>
+      <w:r>
+        <w:rPr>
+          <w:b/>
+          <w:sz w:val="18"/>
+        </w:rPr>
+        <w:t xml:space="preserve">   ·   Portfolio: </w:t>
+      </w:r>
+      <w:r>
+        <w:rPr>
+          <w:color w:val="867F72"/>
+          <w:sz w:val="18"/>
+        </w:rPr>
+        <w:t>(link coming soon)</w:t>
+      </w:r>
     </w:p>
     <w:p>
       <w:pPr>

--- a/cv/Soyli_Sahedova_CV_ODM.docx
+++ b/cv/Soyli_Sahedova_CV_ODM.docx
@@ -149,8 +149,17 @@
           <w:color w:val="867F72"/>
           <w:sz w:val="18"/>
         </w:rPr>
-        <w:t>(link coming soon)</w:t>
       </w:r>
+      <w:hyperlink r:id="rId14">
+        <w:r>
+          <w:rPr>
+            <w:color w:val="8A6414"/>
+            <w:u w:val="single"/>
+            <w:sz w:val="18"/>
+          </w:rPr>
+          <w:t xml:space="preserve">https://soylishportfolio.netlify.app</w:t>
+        </w:r>
+      </w:hyperlink>
     </w:p>
     <w:p>
       <w:pPr>
